--- a/Docs/TechTask/ТЗ 0.0.3.docx
+++ b/Docs/TechTask/ТЗ 0.0.3.docx
@@ -394,18 +394,19 @@
       <w:r>
         <w:t xml:space="preserve">0.0.3.3.4. </w:t>
       </w:r>
+    </w:p>
+    <w:p>
+      <w:r>
+        <w:t>0.0.3.4. Раскатка на тестовом с</w:t>
+      </w:r>
+      <w:r>
+        <w:t>те</w:t>
+      </w:r>
       <w:bookmarkStart w:id="0" w:name="_GoBack"/>
       <w:bookmarkEnd w:id="0"/>
-    </w:p>
-    <w:p>
-      <w:r>
-        <w:t xml:space="preserve">0.0.3.4. Раскатка на тестовом </w:t>
-      </w:r>
-      <w:proofErr w:type="spellStart"/>
-      <w:r>
-        <w:t>сетнде</w:t>
-      </w:r>
-      <w:proofErr w:type="spellEnd"/>
+      <w:r>
+        <w:t>нде</w:t>
+      </w:r>
     </w:p>
     <w:p>
       <w:r>

--- a/Docs/TechTask/ТЗ 0.0.3.docx
+++ b/Docs/TechTask/ТЗ 0.0.3.docx
@@ -287,13 +287,109 @@
       </w:r>
     </w:p>
     <w:p>
-      <w:r>
-        <w:t>0.0.3.2. Написание модульных тестов</w:t>
-      </w:r>
-    </w:p>
-    <w:p>
+      <w:pPr>
+        <w:spacing w:after="0" w:line="360" w:lineRule="auto"/>
+        <w:jc w:val="both"/>
+        <w:rPr>
+          <w:lang w:val="en-US"/>
+        </w:rPr>
+      </w:pPr>
       <w:r>
         <w:tab/>
+      </w:r>
+      <w:r>
+        <w:rPr>
+          <w:lang w:val="en-US"/>
+        </w:rPr>
+        <w:t xml:space="preserve">0.0.3.1.3. </w:t>
+      </w:r>
+      <w:r>
+        <w:rPr>
+          <w:lang w:val="en-US"/>
+        </w:rPr>
+        <w:t>Planning</w:t>
+      </w:r>
+      <w:r>
+        <w:rPr>
+          <w:lang w:val="en-US"/>
+        </w:rPr>
+        <w:t>.</w:t>
+      </w:r>
+      <w:r>
+        <w:rPr>
+          <w:lang w:val="en-US"/>
+        </w:rPr>
+        <w:t xml:space="preserve"> </w:t>
+      </w:r>
+      <w:r>
+        <w:rPr>
+          <w:lang w:val="en-US"/>
+        </w:rPr>
+        <w:t>Controllers</w:t>
+      </w:r>
+      <w:r>
+        <w:rPr>
+          <w:lang w:val="en-US"/>
+        </w:rPr>
+        <w:t>.</w:t>
+      </w:r>
+      <w:r>
+        <w:rPr>
+          <w:lang w:val="en-US"/>
+        </w:rPr>
+        <w:t xml:space="preserve"> </w:t>
+      </w:r>
+      <w:proofErr w:type="spellStart"/>
+      <w:r>
+        <w:rPr>
+          <w:lang w:val="en-US"/>
+        </w:rPr>
+        <w:t>AccountController</w:t>
+      </w:r>
+      <w:proofErr w:type="spellEnd"/>
+    </w:p>
+    <w:p>
+      <w:pPr>
+        <w:rPr>
+          <w:lang w:val="en-US"/>
+        </w:rPr>
+      </w:pPr>
+      <w:r>
+        <w:rPr>
+          <w:lang w:val="en-US"/>
+        </w:rPr>
+        <w:t xml:space="preserve">0.0.3.2. </w:t>
+      </w:r>
+      <w:r>
+        <w:t>Написание</w:t>
+      </w:r>
+      <w:r>
+        <w:rPr>
+          <w:lang w:val="en-US"/>
+        </w:rPr>
+        <w:t xml:space="preserve"> </w:t>
+      </w:r>
+      <w:r>
+        <w:t>модульных</w:t>
+      </w:r>
+      <w:r>
+        <w:rPr>
+          <w:lang w:val="en-US"/>
+        </w:rPr>
+        <w:t xml:space="preserve"> </w:t>
+      </w:r>
+      <w:r>
+        <w:t>тестов</w:t>
+      </w:r>
+    </w:p>
+    <w:p>
+      <w:r>
+        <w:rPr>
+          <w:lang w:val="en-US"/>
+        </w:rPr>
+        <w:tab/>
+      </w:r>
+      <w:r>
         <w:t>0.0.3.</w:t>
       </w:r>
       <w:r>
@@ -396,20 +492,55 @@
       </w:r>
     </w:p>
     <w:p>
-      <w:r>
-        <w:t>0.0.3.4. Раскатка на тестовом с</w:t>
-      </w:r>
-      <w:r>
-        <w:t>те</w:t>
+      <w:pPr>
+        <w:ind w:firstLine="708"/>
+      </w:pPr>
+      <w:r>
+        <w:t>0.0.3.3.</w:t>
+      </w:r>
+      <w:r>
+        <w:t>5</w:t>
+      </w:r>
+      <w:r>
+        <w:t xml:space="preserve">. </w:t>
+      </w:r>
+      <w:r>
+        <w:t>Клиент</w:t>
+      </w:r>
+      <w:r>
+        <w:t>.</w:t>
+      </w:r>
+      <w:r>
+        <w:t xml:space="preserve"> Авторизация</w:t>
+      </w:r>
+      <w:r>
+        <w:t>.</w:t>
+      </w:r>
+      <w:r>
+        <w:t xml:space="preserve"> Вход</w:t>
       </w:r>
       <w:bookmarkStart w:id="0" w:name="_GoBack"/>
       <w:bookmarkEnd w:id="0"/>
+    </w:p>
+    <w:p>
+      <w:pPr>
+        <w:ind w:firstLine="708"/>
+      </w:pPr>
+    </w:p>
+    <w:p>
+      <w:r>
+        <w:t>0.0.3.4. Раскатка на тестовом с</w:t>
+      </w:r>
+      <w:r>
+        <w:t>те</w:t>
+      </w:r>
       <w:r>
         <w:t>нде</w:t>
       </w:r>
     </w:p>
     <w:p>
       <w:r>
+        <w:lastRenderedPageBreak/>
         <w:t>0.0.3.</w:t>
       </w:r>
       <w:r>

--- a/Docs/TechTask/ТЗ 0.0.3.docx
+++ b/Docs/TechTask/ТЗ 0.0.3.docx
@@ -235,14 +235,23 @@
       <w:pPr>
         <w:spacing w:after="0" w:line="360" w:lineRule="auto"/>
         <w:jc w:val="both"/>
+        <w:rPr>
+          <w:lang w:val="en-US"/>
+        </w:rPr>
       </w:pPr>
       <w:r>
         <w:tab/>
       </w:r>
       <w:r>
+        <w:rPr>
+          <w:lang w:val="en-US"/>
+        </w:rPr>
         <w:t>+</w:t>
       </w:r>
       <w:r>
+        <w:rPr>
+          <w:lang w:val="en-US"/>
+        </w:rPr>
         <w:t xml:space="preserve">0.0.3.1.1. </w:t>
       </w:r>
       <w:proofErr w:type="spellStart"/>
@@ -258,269 +267,290 @@
       <w:pPr>
         <w:spacing w:after="0" w:line="360" w:lineRule="auto"/>
         <w:jc w:val="both"/>
-      </w:pPr>
-      <w:r>
+        <w:rPr>
+          <w:lang w:val="en-US"/>
+        </w:rPr>
+      </w:pPr>
+      <w:r>
+        <w:rPr>
+          <w:lang w:val="en-US"/>
+        </w:rPr>
         <w:tab/>
       </w:r>
       <w:r>
+        <w:rPr>
+          <w:lang w:val="en-US"/>
+        </w:rPr>
         <w:t>+</w:t>
       </w:r>
       <w:r>
-        <w:t xml:space="preserve">0.0.3.1.2. </w:t>
+        <w:rPr>
+          <w:lang w:val="en-US"/>
+        </w:rPr>
+        <w:t xml:space="preserve">0.0.3.1.2. Planning. </w:t>
+      </w:r>
+      <w:r>
+        <w:rPr>
+          <w:lang w:val="en-US"/>
+        </w:rPr>
+        <w:t>Startup</w:t>
+      </w:r>
+    </w:p>
+    <w:p>
+      <w:pPr>
+        <w:spacing w:after="0" w:line="360" w:lineRule="auto"/>
+        <w:jc w:val="both"/>
+        <w:rPr>
+          <w:lang w:val="en-US"/>
+        </w:rPr>
+      </w:pPr>
+      <w:r>
+        <w:rPr>
+          <w:lang w:val="en-US"/>
+        </w:rPr>
+        <w:tab/>
+      </w:r>
+      <w:r>
+        <w:rPr>
+          <w:lang w:val="en-US"/>
+        </w:rPr>
+        <w:t xml:space="preserve">0.0.3.1.3. </w:t>
+      </w:r>
+      <w:r>
+        <w:rPr>
+          <w:lang w:val="en-US"/>
+        </w:rPr>
+        <w:t>Planning</w:t>
+      </w:r>
+      <w:r>
+        <w:rPr>
+          <w:lang w:val="en-US"/>
+        </w:rPr>
+        <w:t>.</w:t>
+      </w:r>
+      <w:r>
+        <w:rPr>
+          <w:lang w:val="en-US"/>
+        </w:rPr>
+        <w:t xml:space="preserve"> </w:t>
+      </w:r>
+      <w:r>
+        <w:rPr>
+          <w:lang w:val="en-US"/>
+        </w:rPr>
+        <w:t>Controllers</w:t>
+      </w:r>
+      <w:r>
+        <w:rPr>
+          <w:lang w:val="en-US"/>
+        </w:rPr>
+        <w:t>.</w:t>
+      </w:r>
+      <w:r>
+        <w:rPr>
+          <w:lang w:val="en-US"/>
+        </w:rPr>
+        <w:t xml:space="preserve"> </w:t>
       </w:r>
       <w:proofErr w:type="spellStart"/>
       <w:r>
-        <w:t>Planning</w:t>
+        <w:rPr>
+          <w:lang w:val="en-US"/>
+        </w:rPr>
+        <w:t>AccountController</w:t>
       </w:r>
       <w:proofErr w:type="spellEnd"/>
-      <w:r>
+    </w:p>
+    <w:p>
+      <w:pPr>
+        <w:rPr>
+          <w:lang w:val="en-US"/>
+        </w:rPr>
+      </w:pPr>
+      <w:r>
+        <w:rPr>
+          <w:lang w:val="en-US"/>
+        </w:rPr>
+        <w:t xml:space="preserve">0.0.3.2. </w:t>
+      </w:r>
+      <w:r>
+        <w:t>Написание</w:t>
+      </w:r>
+      <w:r>
+        <w:rPr>
+          <w:lang w:val="en-US"/>
+        </w:rPr>
+        <w:t xml:space="preserve"> </w:t>
+      </w:r>
+      <w:r>
+        <w:t>модульных</w:t>
+      </w:r>
+      <w:r>
+        <w:rPr>
+          <w:lang w:val="en-US"/>
+        </w:rPr>
+        <w:t xml:space="preserve"> </w:t>
+      </w:r>
+      <w:r>
+        <w:t>тестов</w:t>
+      </w:r>
+    </w:p>
+    <w:p>
+      <w:pPr>
+        <w:rPr>
+          <w:lang w:val="en-US"/>
+        </w:rPr>
+      </w:pPr>
+      <w:r>
+        <w:rPr>
+          <w:lang w:val="en-US"/>
+        </w:rPr>
+        <w:tab/>
+      </w:r>
+      <w:r>
+        <w:rPr>
+          <w:lang w:val="en-US"/>
+        </w:rPr>
+        <w:t xml:space="preserve">0.0.3.2.1. </w:t>
+      </w:r>
+      <w:r>
+        <w:t>Сервер</w:t>
+      </w:r>
+      <w:r>
+        <w:rPr>
+          <w:lang w:val="en-US"/>
+        </w:rPr>
         <w:t>.</w:t>
       </w:r>
+      <w:proofErr w:type="spellStart"/>
+      <w:r>
+        <w:rPr>
+          <w:lang w:val="en-US"/>
+        </w:rPr>
+        <w:t>API.Schedule.Get</w:t>
+      </w:r>
+      <w:proofErr w:type="spellEnd"/>
+    </w:p>
+    <w:p>
+      <w:r>
+        <w:t>0.0.3.3. Написание интеграционных/функциональных тестов</w:t>
+      </w:r>
+    </w:p>
+    <w:p>
+      <w:pPr>
+        <w:ind w:firstLine="708"/>
+      </w:pPr>
+      <w:r>
+        <w:t>0.0.3.3.1.</w:t>
+      </w:r>
       <w:r>
         <w:t xml:space="preserve"> </w:t>
       </w:r>
-      <w:r>
-        <w:rPr>
-          <w:lang w:val="en-US"/>
-        </w:rPr>
-        <w:t>Startup</w:t>
-      </w:r>
-    </w:p>
-    <w:p>
-      <w:pPr>
-        <w:spacing w:after="0" w:line="360" w:lineRule="auto"/>
-        <w:jc w:val="both"/>
-        <w:rPr>
-          <w:lang w:val="en-US"/>
-        </w:rPr>
-      </w:pPr>
-      <w:r>
-        <w:tab/>
-      </w:r>
-      <w:r>
-        <w:rPr>
-          <w:lang w:val="en-US"/>
-        </w:rPr>
-        <w:t xml:space="preserve">0.0.3.1.3. </w:t>
-      </w:r>
-      <w:r>
-        <w:rPr>
-          <w:lang w:val="en-US"/>
-        </w:rPr>
-        <w:t>Planning</w:t>
-      </w:r>
-      <w:r>
-        <w:rPr>
-          <w:lang w:val="en-US"/>
-        </w:rPr>
+    </w:p>
+    <w:p>
+      <w:pPr>
+        <w:ind w:firstLine="708"/>
+      </w:pPr>
+      <w:r>
+        <w:t>0.0.3.3.2.</w:t>
+      </w:r>
+      <w:r>
+        <w:t xml:space="preserve"> </w:t>
+      </w:r>
+      <w:r>
+        <w:rPr>
+          <w:lang w:val="en-US"/>
+        </w:rPr>
+        <w:t>Web</w:t>
+      </w:r>
+      <w:r>
+        <w:t>-клиент</w:t>
+      </w:r>
+      <w:r>
+        <w:t>. Авторизация</w:t>
+      </w:r>
+    </w:p>
+    <w:p>
+      <w:pPr>
+        <w:ind w:firstLine="708"/>
+      </w:pPr>
+      <w:r>
+        <w:t xml:space="preserve">0.0.3.3.3. </w:t>
+      </w:r>
+      <w:r>
+        <w:t>Периодические задания</w:t>
+      </w:r>
+      <w:r>
+        <w:t xml:space="preserve">. </w:t>
+      </w:r>
+      <w:proofErr w:type="spellStart"/>
+      <w:r>
+        <w:t>ScheduleHostedService</w:t>
+      </w:r>
+      <w:proofErr w:type="spellEnd"/>
+    </w:p>
+    <w:p>
+      <w:pPr>
+        <w:ind w:firstLine="708"/>
+      </w:pPr>
+      <w:r>
+        <w:t xml:space="preserve">0.0.3.3.4. </w:t>
+      </w:r>
+      <w:proofErr w:type="spellStart"/>
+      <w:r>
+        <w:t>Api</w:t>
+      </w:r>
+      <w:proofErr w:type="spellEnd"/>
+      <w:r>
+        <w:t xml:space="preserve"> </w:t>
+      </w:r>
+      <w:proofErr w:type="spellStart"/>
+      <w:r>
+        <w:t>rest</w:t>
+      </w:r>
+      <w:proofErr w:type="spellEnd"/>
+      <w:r>
         <w:t>.</w:t>
       </w:r>
       <w:r>
-        <w:rPr>
-          <w:lang w:val="en-US"/>
-        </w:rPr>
         <w:t xml:space="preserve"> </w:t>
       </w:r>
-      <w:r>
-        <w:rPr>
-          <w:lang w:val="en-US"/>
-        </w:rPr>
-        <w:t>Controllers</w:t>
-      </w:r>
-      <w:r>
-        <w:rPr>
-          <w:lang w:val="en-US"/>
-        </w:rPr>
+      <w:proofErr w:type="spellStart"/>
+      <w:r>
+        <w:t>AuthController</w:t>
+      </w:r>
+      <w:proofErr w:type="spellEnd"/>
+      <w:r>
         <w:t>.</w:t>
       </w:r>
       <w:r>
-        <w:rPr>
-          <w:lang w:val="en-US"/>
-        </w:rPr>
-        <w:t xml:space="preserve"> </w:t>
-      </w:r>
-      <w:proofErr w:type="spellStart"/>
-      <w:r>
-        <w:rPr>
-          <w:lang w:val="en-US"/>
-        </w:rPr>
-        <w:t>AccountController</w:t>
-      </w:r>
-      <w:proofErr w:type="spellEnd"/>
-    </w:p>
-    <w:p>
-      <w:pPr>
-        <w:rPr>
-          <w:lang w:val="en-US"/>
-        </w:rPr>
-      </w:pPr>
-      <w:r>
-        <w:rPr>
-          <w:lang w:val="en-US"/>
-        </w:rPr>
-        <w:t xml:space="preserve">0.0.3.2. </w:t>
-      </w:r>
-      <w:r>
-        <w:t>Написание</w:t>
-      </w:r>
-      <w:r>
-        <w:rPr>
-          <w:lang w:val="en-US"/>
-        </w:rPr>
-        <w:t xml:space="preserve"> </w:t>
-      </w:r>
-      <w:r>
-        <w:t>модульных</w:t>
-      </w:r>
-      <w:r>
-        <w:rPr>
-          <w:lang w:val="en-US"/>
-        </w:rPr>
-        <w:t xml:space="preserve"> </w:t>
-      </w:r>
-      <w:r>
-        <w:t>тестов</w:t>
-      </w:r>
-    </w:p>
-    <w:p>
-      <w:r>
-        <w:rPr>
-          <w:lang w:val="en-US"/>
-        </w:rPr>
-        <w:tab/>
-      </w:r>
-      <w:r>
-        <w:t>0.0.3.</w:t>
-      </w:r>
-      <w:r>
-        <w:t>2</w:t>
-      </w:r>
-      <w:r>
-        <w:t>.1.</w:t>
-      </w:r>
-      <w:r>
-        <w:t xml:space="preserve"> </w:t>
-      </w:r>
-      <w:proofErr w:type="spellStart"/>
-      <w:r>
-        <w:t>Сервер</w:t>
-      </w:r>
-      <w:r>
-        <w:t>.</w:t>
-      </w:r>
-      <w:r>
-        <w:t>API</w:t>
-      </w:r>
-      <w:r>
-        <w:t>.</w:t>
-      </w:r>
-      <w:r>
-        <w:t>Schedule</w:t>
-      </w:r>
-      <w:r>
-        <w:t>.</w:t>
-      </w:r>
-      <w:r>
-        <w:t>Get</w:t>
-      </w:r>
-      <w:proofErr w:type="spellEnd"/>
-    </w:p>
-    <w:p>
-      <w:r>
-        <w:t>0.0.3.3. Написание интеграционных/функциональных тестов</w:t>
-      </w:r>
-    </w:p>
-    <w:p>
-      <w:pPr>
-        <w:ind w:firstLine="708"/>
-      </w:pPr>
-      <w:r>
-        <w:t>0.0.3.3.1.</w:t>
-      </w:r>
-      <w:r>
-        <w:t xml:space="preserve"> </w:t>
-      </w:r>
-    </w:p>
-    <w:p>
-      <w:pPr>
-        <w:ind w:firstLine="708"/>
-      </w:pPr>
-      <w:r>
-        <w:t>0.0.3.3.2.</w:t>
-      </w:r>
-      <w:r>
-        <w:t xml:space="preserve"> </w:t>
-      </w:r>
-      <w:r>
-        <w:rPr>
-          <w:lang w:val="en-US"/>
-        </w:rPr>
-        <w:t>Web</w:t>
-      </w:r>
-      <w:r>
-        <w:t>-клиент</w:t>
-      </w:r>
-      <w:r>
-        <w:t>. Авторизация</w:t>
-      </w:r>
-    </w:p>
-    <w:p>
-      <w:pPr>
-        <w:ind w:firstLine="708"/>
-      </w:pPr>
-      <w:r>
-        <w:t xml:space="preserve">0.0.3.3.3. </w:t>
-      </w:r>
-      <w:r>
-        <w:t>Периодические задания</w:t>
-      </w:r>
-      <w:r>
-        <w:t xml:space="preserve">. </w:t>
-      </w:r>
-      <w:proofErr w:type="spellStart"/>
-      <w:r>
-        <w:t>ScheduleHostedService</w:t>
-      </w:r>
-      <w:proofErr w:type="spellEnd"/>
-    </w:p>
-    <w:p>
-      <w:pPr>
-        <w:ind w:firstLine="708"/>
-      </w:pPr>
-      <w:r>
-        <w:t xml:space="preserve">0.0.3.3.4. </w:t>
-      </w:r>
-    </w:p>
-    <w:p>
-      <w:pPr>
-        <w:ind w:firstLine="708"/>
-      </w:pPr>
-      <w:r>
-        <w:t>0.0.3.3.</w:t>
-      </w:r>
-      <w:r>
-        <w:t>5</w:t>
-      </w:r>
-      <w:r>
-        <w:t xml:space="preserve">. </w:t>
-      </w:r>
-      <w:r>
-        <w:t>Клиент</w:t>
-      </w:r>
-      <w:r>
-        <w:t>.</w:t>
-      </w:r>
-      <w:r>
-        <w:t xml:space="preserve"> Авторизация</w:t>
-      </w:r>
-      <w:r>
-        <w:t>.</w:t>
-      </w:r>
-      <w:r>
-        <w:t xml:space="preserve"> Вход</w:t>
+        <w:t xml:space="preserve"> Login</w:t>
       </w:r>
       <w:bookmarkStart w:id="0" w:name="_GoBack"/>
       <w:bookmarkEnd w:id="0"/>
+    </w:p>
+    <w:p>
+      <w:pPr>
+        <w:ind w:firstLine="708"/>
+      </w:pPr>
+      <w:r>
+        <w:t xml:space="preserve">0.0.3.3.5. </w:t>
+      </w:r>
+      <w:r>
+        <w:t>Клиент</w:t>
+      </w:r>
+      <w:r>
+        <w:t>.</w:t>
+      </w:r>
+      <w:r>
+        <w:t xml:space="preserve"> Авторизация</w:t>
+      </w:r>
+      <w:r>
+        <w:t>.</w:t>
+      </w:r>
+      <w:r>
+        <w:t xml:space="preserve"> Вход</w:t>
+      </w:r>
     </w:p>
     <w:p>
       <w:pPr>

--- a/Docs/TechTask/ТЗ 0.0.3.docx
+++ b/Docs/TechTask/ТЗ 0.0.3.docx
@@ -235,23 +235,14 @@
       <w:pPr>
         <w:spacing w:after="0" w:line="360" w:lineRule="auto"/>
         <w:jc w:val="both"/>
-        <w:rPr>
-          <w:lang w:val="en-US"/>
-        </w:rPr>
       </w:pPr>
       <w:r>
         <w:tab/>
       </w:r>
       <w:r>
-        <w:rPr>
-          <w:lang w:val="en-US"/>
-        </w:rPr>
         <w:t>+</w:t>
       </w:r>
       <w:r>
-        <w:rPr>
-          <w:lang w:val="en-US"/>
-        </w:rPr>
         <w:t xml:space="preserve">0.0.3.1.1. </w:t>
       </w:r>
       <w:proofErr w:type="spellStart"/>
@@ -272,22 +263,22 @@
         </w:rPr>
       </w:pPr>
       <w:r>
-        <w:rPr>
-          <w:lang w:val="en-US"/>
-        </w:rPr>
         <w:tab/>
       </w:r>
       <w:r>
-        <w:rPr>
-          <w:lang w:val="en-US"/>
-        </w:rPr>
         <w:t>+</w:t>
       </w:r>
       <w:r>
-        <w:rPr>
-          <w:lang w:val="en-US"/>
-        </w:rPr>
-        <w:t xml:space="preserve">0.0.3.1.2. Planning. </w:t>
+        <w:t xml:space="preserve">0.0.3.1.2. </w:t>
+      </w:r>
+      <w:r>
+        <w:rPr>
+          <w:lang w:val="en-US"/>
+        </w:rPr>
+        <w:t>Planning</w:t>
+      </w:r>
+      <w:r>
+        <w:t xml:space="preserve">. </w:t>
       </w:r>
       <w:r>
         <w:rPr>
@@ -363,177 +354,220 @@
     </w:p>
     <w:p>
       <w:pPr>
-        <w:rPr>
-          <w:lang w:val="en-US"/>
-        </w:rPr>
-      </w:pPr>
-      <w:r>
-        <w:rPr>
-          <w:lang w:val="en-US"/>
-        </w:rPr>
-        <w:t xml:space="preserve">0.0.3.2. </w:t>
-      </w:r>
-      <w:r>
-        <w:t>Написание</w:t>
-      </w:r>
-      <w:r>
-        <w:rPr>
-          <w:lang w:val="en-US"/>
-        </w:rPr>
+        <w:spacing w:after="0" w:line="360" w:lineRule="auto"/>
+        <w:ind w:firstLine="708"/>
+        <w:jc w:val="both"/>
+      </w:pPr>
+      <w:r>
+        <w:t>0.0.3.1.</w:t>
+      </w:r>
+      <w:r>
+        <w:t>4</w:t>
+      </w:r>
+      <w:r>
+        <w:t>.</w:t>
+      </w:r>
+      <w:r>
         <w:t xml:space="preserve"> </w:t>
       </w:r>
-      <w:r>
-        <w:t>модульных</w:t>
-      </w:r>
-      <w:r>
-        <w:rPr>
-          <w:lang w:val="en-US"/>
-        </w:rPr>
-        <w:t xml:space="preserve"> </w:t>
-      </w:r>
-      <w:r>
-        <w:t>тестов</w:t>
-      </w:r>
-    </w:p>
-    <w:p>
-      <w:pPr>
-        <w:rPr>
-          <w:lang w:val="en-US"/>
-        </w:rPr>
-      </w:pPr>
-      <w:r>
-        <w:rPr>
-          <w:lang w:val="en-US"/>
-        </w:rPr>
-        <w:tab/>
-      </w:r>
-      <w:r>
-        <w:rPr>
-          <w:lang w:val="en-US"/>
-        </w:rPr>
-        <w:t xml:space="preserve">0.0.3.2.1. </w:t>
-      </w:r>
-      <w:r>
-        <w:t>Сервер</w:t>
-      </w:r>
-      <w:r>
-        <w:rPr>
-          <w:lang w:val="en-US"/>
-        </w:rPr>
-        <w:t>.</w:t>
-      </w:r>
       <w:proofErr w:type="spellStart"/>
       <w:r>
-        <w:rPr>
-          <w:lang w:val="en-US"/>
-        </w:rPr>
-        <w:t>API.Schedule.Get</w:t>
+        <w:t>Planning</w:t>
       </w:r>
       <w:proofErr w:type="spellEnd"/>
-    </w:p>
-    <w:p>
-      <w:r>
-        <w:t>0.0.3.3. Написание интеграционных/функциональных тестов</w:t>
-      </w:r>
-    </w:p>
-    <w:p>
-      <w:pPr>
+      <w:r>
+        <w:t xml:space="preserve">. </w:t>
+      </w:r>
+      <w:proofErr w:type="spellStart"/>
+      <w:r>
+        <w:t>AddRequiredHeaderParameter</w:t>
+      </w:r>
+      <w:proofErr w:type="spellEnd"/>
+    </w:p>
+    <w:p>
+      <w:pPr>
+        <w:spacing w:after="0" w:line="360" w:lineRule="auto"/>
         <w:ind w:firstLine="708"/>
-      </w:pPr>
-      <w:r>
-        <w:t>0.0.3.3.1.</w:t>
-      </w:r>
-      <w:r>
-        <w:t xml:space="preserve"> </w:t>
-      </w:r>
-    </w:p>
-    <w:p>
-      <w:pPr>
-        <w:ind w:firstLine="708"/>
-      </w:pPr>
-      <w:r>
-        <w:t>0.0.3.3.2.</w:t>
-      </w:r>
-      <w:r>
-        <w:t xml:space="preserve"> </w:t>
-      </w:r>
-      <w:r>
-        <w:rPr>
-          <w:lang w:val="en-US"/>
-        </w:rPr>
-        <w:t>Web</w:t>
-      </w:r>
-      <w:r>
-        <w:t>-клиент</w:t>
-      </w:r>
-      <w:r>
-        <w:t>. Авторизация</w:t>
-      </w:r>
-    </w:p>
-    <w:p>
-      <w:pPr>
-        <w:ind w:firstLine="708"/>
-      </w:pPr>
-      <w:r>
-        <w:t xml:space="preserve">0.0.3.3.3. </w:t>
-      </w:r>
-      <w:r>
-        <w:t>Периодические задания</w:t>
-      </w:r>
-      <w:r>
-        <w:t xml:space="preserve">. </w:t>
-      </w:r>
-      <w:proofErr w:type="spellStart"/>
-      <w:r>
-        <w:t>ScheduleHostedService</w:t>
-      </w:r>
-      <w:proofErr w:type="spellEnd"/>
-    </w:p>
-    <w:p>
-      <w:pPr>
-        <w:ind w:firstLine="708"/>
-      </w:pPr>
-      <w:r>
-        <w:t xml:space="preserve">0.0.3.3.4. </w:t>
-      </w:r>
-      <w:proofErr w:type="spellStart"/>
-      <w:r>
-        <w:t>Api</w:t>
-      </w:r>
-      <w:proofErr w:type="spellEnd"/>
-      <w:r>
-        <w:t xml:space="preserve"> </w:t>
-      </w:r>
-      <w:proofErr w:type="spellStart"/>
-      <w:r>
-        <w:t>rest</w:t>
-      </w:r>
-      <w:proofErr w:type="spellEnd"/>
-      <w:r>
-        <w:t>.</w:t>
-      </w:r>
-      <w:r>
-        <w:t xml:space="preserve"> </w:t>
-      </w:r>
-      <w:proofErr w:type="spellStart"/>
-      <w:r>
-        <w:t>AuthController</w:t>
-      </w:r>
-      <w:proofErr w:type="spellEnd"/>
-      <w:r>
-        <w:t>.</w:t>
-      </w:r>
-      <w:r>
-        <w:t xml:space="preserve"> Login</w:t>
-      </w:r>
+        <w:jc w:val="both"/>
+      </w:pPr>
       <w:bookmarkStart w:id="0" w:name="_GoBack"/>
       <w:bookmarkEnd w:id="0"/>
+      <w:r>
+        <w:t xml:space="preserve">     </w:t>
+      </w:r>
+    </w:p>
+    <w:p>
+      <w:r>
+        <w:t xml:space="preserve">0.0.3.2. </w:t>
+      </w:r>
+      <w:r>
+        <w:t>Написание</w:t>
+      </w:r>
+      <w:r>
+        <w:t xml:space="preserve"> </w:t>
+      </w:r>
+      <w:r>
+        <w:t>модульных</w:t>
+      </w:r>
+      <w:r>
+        <w:t xml:space="preserve"> </w:t>
+      </w:r>
+      <w:r>
+        <w:t>тестов</w:t>
+      </w:r>
+    </w:p>
+    <w:p>
+      <w:r>
+        <w:tab/>
+        <w:t xml:space="preserve">0.0.3.2.1. </w:t>
+      </w:r>
+      <w:r>
+        <w:t>Сервер</w:t>
+      </w:r>
+      <w:r>
+        <w:t>.</w:t>
+      </w:r>
+      <w:r>
+        <w:rPr>
+          <w:lang w:val="en-US"/>
+        </w:rPr>
+        <w:t>API</w:t>
+      </w:r>
+      <w:r>
+        <w:t>.</w:t>
+      </w:r>
+      <w:r>
+        <w:rPr>
+          <w:lang w:val="en-US"/>
+        </w:rPr>
+        <w:t>Schedule</w:t>
+      </w:r>
+      <w:r>
+        <w:t>.</w:t>
+      </w:r>
+      <w:r>
+        <w:rPr>
+          <w:lang w:val="en-US"/>
+        </w:rPr>
+        <w:t>Get</w:t>
+      </w:r>
+    </w:p>
+    <w:p>
+      <w:r>
+        <w:t>0.0.3.3. Написание интеграционных/функциональных тестов</w:t>
+      </w:r>
     </w:p>
     <w:p>
       <w:pPr>
         <w:ind w:firstLine="708"/>
       </w:pPr>
       <w:r>
+        <w:t>0.0.3.3.1.</w:t>
+      </w:r>
+      <w:r>
+        <w:t xml:space="preserve"> </w:t>
+      </w:r>
+    </w:p>
+    <w:p>
+      <w:pPr>
+        <w:ind w:firstLine="708"/>
+      </w:pPr>
+      <w:r>
+        <w:t>0.0.3.3.2.</w:t>
+      </w:r>
+      <w:r>
+        <w:t xml:space="preserve"> </w:t>
+      </w:r>
+      <w:r>
+        <w:rPr>
+          <w:lang w:val="en-US"/>
+        </w:rPr>
+        <w:t>Web</w:t>
+      </w:r>
+      <w:r>
+        <w:t>-клиент</w:t>
+      </w:r>
+      <w:r>
+        <w:t>. Авторизация</w:t>
+      </w:r>
+    </w:p>
+    <w:p>
+      <w:pPr>
+        <w:ind w:firstLine="708"/>
+        <w:rPr>
+          <w:lang w:val="en-US"/>
+        </w:rPr>
+      </w:pPr>
+      <w:r>
+        <w:t xml:space="preserve">0.0.3.3.3. </w:t>
+      </w:r>
+      <w:r>
+        <w:t>Периодические задания</w:t>
+      </w:r>
+      <w:r>
+        <w:t xml:space="preserve">. </w:t>
+      </w:r>
+      <w:proofErr w:type="spellStart"/>
+      <w:r>
+        <w:rPr>
+          <w:lang w:val="en-US"/>
+        </w:rPr>
+        <w:t>ScheduleHostedService</w:t>
+      </w:r>
+      <w:proofErr w:type="spellEnd"/>
+    </w:p>
+    <w:p>
+      <w:pPr>
+        <w:ind w:firstLine="708"/>
+        <w:rPr>
+          <w:lang w:val="en-US"/>
+        </w:rPr>
+      </w:pPr>
+      <w:proofErr w:type="gramStart"/>
+      <w:r>
+        <w:rPr>
+          <w:lang w:val="en-US"/>
+        </w:rPr>
+        <w:t xml:space="preserve">0.0.3.3.4. </w:t>
+      </w:r>
+      <w:proofErr w:type="spellStart"/>
+      <w:r>
+        <w:rPr>
+          <w:lang w:val="en-US"/>
+        </w:rPr>
+        <w:t>Api</w:t>
+      </w:r>
+      <w:proofErr w:type="spellEnd"/>
+      <w:proofErr w:type="gramEnd"/>
+      <w:r>
+        <w:rPr>
+          <w:lang w:val="en-US"/>
+        </w:rPr>
+        <w:t xml:space="preserve"> rest. </w:t>
+      </w:r>
+      <w:proofErr w:type="spellStart"/>
+      <w:r>
+        <w:rPr>
+          <w:lang w:val="en-US"/>
+        </w:rPr>
+        <w:t>AuthController</w:t>
+      </w:r>
+      <w:proofErr w:type="spellEnd"/>
+      <w:r>
+        <w:rPr>
+          <w:lang w:val="en-US"/>
+        </w:rPr>
+        <w:t>. Login</w:t>
+      </w:r>
+    </w:p>
+    <w:p>
+      <w:pPr>
+        <w:ind w:firstLine="708"/>
+      </w:pPr>
+      <w:r>
+        <w:rPr>
+          <w:lang w:val="en-US"/>
+        </w:rPr>
         <w:t xml:space="preserve">0.0.3.3.5. </w:t>
       </w:r>
       <w:r>
@@ -570,7 +604,6 @@
     </w:p>
     <w:p>
       <w:r>
-        <w:lastRenderedPageBreak/>
         <w:t>0.0.3.</w:t>
       </w:r>
       <w:r>
